--- a/zht/docx/044.content.docx
+++ b/zht/docx/044.content.docx
@@ -218,18 +218,12 @@
         </w:rPr>
         <w:t>這個詞可以指</w:t>
       </w:r>
-      <w:hyperlink r:id="rId13">
-        <w:r>
-          <w:rPr>
-            <w:lang w:val="zh_TW" w:bidi="zh_TW"/>
-          </w:rPr>
-          <w:rPr>
-            <w:color w:val="0000EE"/>
-            <w:u w:val="single"/>
-          </w:rPr>
-          <w:t>亞伯拉罕</w:t>
-        </w:r>
-      </w:hyperlink>
+      <w:r>
+        <w:rPr>
+          <w:lang w:val="zh_TW" w:bidi="zh_TW"/>
+        </w:rPr>
+        <w:t>亞伯拉罕</w:t>
+      </w:r>
       <w:r>
         <w:rPr>
           <w:lang w:val="zh_TW" w:bidi="zh_TW"/>
@@ -238,35 +232,33 @@
       </w:r>
       <w:r>
         <w:rPr>
+          <w:lang w:val="zh_TW" w:bidi="zh_TW"/>
+        </w:rPr>
+        <w:t>後裔</w:t>
+      </w:r>
+      <w:r>
+        <w:rPr>
+          <w:lang w:val="zh_TW" w:bidi="zh_TW"/>
+        </w:rPr>
+        <w:t>。 人們稱亞伯拉罕的後裔為</w:t>
+      </w:r>
+      <w:r>
+        <w:rPr>
+          <w:lang w:val="zh_TW" w:bidi="zh_TW"/>
+        </w:rPr>
+        <w:t>以色列人</w:t>
+      </w:r>
+      <w:r>
+        <w:rPr>
+          <w:lang w:val="zh_TW" w:bidi="zh_TW"/>
+        </w:rPr>
+        <w:t>，</w:t>
+      </w:r>
+      <w:r>
+        <w:rPr>
           <w:b/>
           <w:lang w:val="zh_TW" w:bidi="zh_TW"/>
         </w:rPr>
-        <w:t>後裔</w:t>
-      </w:r>
-      <w:r>
-        <w:rPr>
-          <w:lang w:val="zh_TW" w:bidi="zh_TW"/>
-        </w:rPr>
-        <w:t>。 人們稱亞伯拉罕的後裔為</w:t>
-      </w:r>
-      <w:r>
-        <w:rPr>
-          <w:b/>
-          <w:lang w:val="zh_TW" w:bidi="zh_TW"/>
-        </w:rPr>
-        <w:t>以色列人</w:t>
-      </w:r>
-      <w:r>
-        <w:rPr>
-          <w:lang w:val="zh_TW" w:bidi="zh_TW"/>
-        </w:rPr>
-        <w:t>，</w:t>
-      </w:r>
-      <w:r>
-        <w:rPr>
-          <w:b/>
-          <w:lang w:val="zh_TW" w:bidi="zh_TW"/>
-        </w:rPr>
         <w:t>猶太人</w:t>
       </w:r>
       <w:r>
@@ -277,7 +269,6 @@
       </w:r>
       <w:r>
         <w:rPr>
-          <w:b/>
           <w:lang w:val="zh_TW" w:bidi="zh_TW"/>
         </w:rPr>
         <w:t>外族人</w:t>
@@ -363,18 +354,13 @@
         </w:rPr>
         <w:t>是</w:t>
       </w:r>
-      <w:hyperlink r:id="rId14">
-        <w:r>
-          <w:rPr>
-            <w:lang w:val="zh_TW" w:bidi="zh_TW"/>
-          </w:rPr>
-          <w:rPr>
-            <w:color w:val="0000EE"/>
-            <w:u w:val="single"/>
-          </w:rPr>
-          <w:t>以色列</w:t>
-        </w:r>
-      </w:hyperlink>
+      <w:r>
+        <w:rPr>
+          <w:b/>
+          <w:lang w:val="zh_TW" w:bidi="zh_TW"/>
+        </w:rPr>
+        <w:t>以色列</w:t>
+      </w:r>
       <w:r>
         <w:rPr>
           <w:lang w:val="zh_TW" w:bidi="zh_TW"/>
@@ -395,18 +381,12 @@
         </w:rPr>
         <w:t>在這個地方成為一座城市之前，</w:t>
       </w:r>
-      <w:hyperlink r:id="rId13">
-        <w:r>
-          <w:rPr>
-            <w:lang w:val="zh_TW" w:bidi="zh_TW"/>
-          </w:rPr>
-          <w:rPr>
-            <w:color w:val="0000EE"/>
-            <w:u w:val="single"/>
-          </w:rPr>
-          <w:t>亞伯拉罕</w:t>
-        </w:r>
-      </w:hyperlink>
+      <w:r>
+        <w:rPr>
+          <w:lang w:val="zh_TW" w:bidi="zh_TW"/>
+        </w:rPr>
+        <w:t>亞伯拉罕</w:t>
+      </w:r>
       <w:r>
         <w:rPr>
           <w:lang w:val="zh_TW" w:bidi="zh_TW"/>
@@ -429,7 +409,6 @@
       </w:r>
       <w:r>
         <w:rPr>
-          <w:b/>
           <w:lang w:val="zh_TW" w:bidi="zh_TW"/>
         </w:rPr>
         <w:t>以色列人</w:t>
@@ -454,54 +433,39 @@
         </w:rPr>
         <w:t>又過了很久以後，</w:t>
       </w:r>
-      <w:hyperlink r:id="rId15">
-        <w:r>
-          <w:rPr>
-            <w:lang w:val="zh_TW" w:bidi="zh_TW"/>
-          </w:rPr>
-          <w:rPr>
-            <w:color w:val="0000EE"/>
-            <w:u w:val="single"/>
-          </w:rPr>
-          <w:t>大衞</w:t>
-        </w:r>
-      </w:hyperlink>
+      <w:r>
+        <w:rPr>
+          <w:b/>
+          <w:lang w:val="zh_TW" w:bidi="zh_TW"/>
+        </w:rPr>
+        <w:t>大衞</w:t>
+      </w:r>
       <w:r>
         <w:rPr>
           <w:lang w:val="zh_TW" w:bidi="zh_TW"/>
         </w:rPr>
         <w:t>成為猶大人的</w:t>
       </w:r>
-      <w:hyperlink r:id="rId16">
-        <w:r>
-          <w:rPr>
-            <w:lang w:val="zh_TW" w:bidi="zh_TW"/>
-          </w:rPr>
-          <w:rPr>
-            <w:color w:val="0000EE"/>
-            <w:u w:val="single"/>
-          </w:rPr>
-          <w:t>王</w:t>
-        </w:r>
-      </w:hyperlink>
+      <w:r>
+        <w:rPr>
+          <w:b/>
+          <w:lang w:val="zh_TW" w:bidi="zh_TW"/>
+        </w:rPr>
+        <w:t>王</w:t>
+      </w:r>
       <w:r>
         <w:rPr>
           <w:lang w:val="zh_TW" w:bidi="zh_TW"/>
         </w:rPr>
         <w:t>，那時也住在希伯倫。 幾年後，大衞搬到</w:t>
       </w:r>
-      <w:hyperlink r:id="rId17">
-        <w:r>
-          <w:rPr>
-            <w:lang w:val="zh_TW" w:bidi="zh_TW"/>
-          </w:rPr>
-          <w:rPr>
-            <w:color w:val="0000EE"/>
-            <w:u w:val="single"/>
-          </w:rPr>
-          <w:t>耶路撒冷</w:t>
-        </w:r>
-      </w:hyperlink>
+      <w:r>
+        <w:rPr>
+          <w:b/>
+          <w:lang w:val="zh_TW" w:bidi="zh_TW"/>
+        </w:rPr>
+        <w:t>耶路撒冷</w:t>
+      </w:r>
       <w:r>
         <w:rPr>
           <w:lang w:val="zh_TW" w:bidi="zh_TW"/>
@@ -569,18 +533,13 @@
         </w:rPr>
         <w:t>作為</w:t>
       </w:r>
-      <w:hyperlink r:id="rId17">
-        <w:r>
-          <w:rPr>
-            <w:lang w:val="zh_TW" w:bidi="zh_TW"/>
-          </w:rPr>
-          <w:rPr>
-            <w:color w:val="0000EE"/>
-            <w:u w:val="single"/>
-          </w:rPr>
-          <w:t>耶路撒冷</w:t>
-        </w:r>
-      </w:hyperlink>
+      <w:r>
+        <w:rPr>
+          <w:b/>
+          <w:lang w:val="zh_TW" w:bidi="zh_TW"/>
+        </w:rPr>
+        <w:t>耶路撒冷</w:t>
+      </w:r>
       <w:r>
         <w:rPr>
           <w:lang w:val="zh_TW" w:bidi="zh_TW"/>
@@ -600,36 +559,26 @@
         </w:rPr>
         <w:t>征服這座城市之前，所謂的耶布斯人住在這裏。 當大衞王征服這座城時，人們稱這城為「大衞的城」或「錫安」。 後來，人們用錫安作為整個耶路撒冷城的名字。 聖經中的許多作者使用錫安這個名字，特別是他們談到耶路撒冷是一個</w:t>
       </w:r>
-      <w:hyperlink r:id="rId18">
-        <w:r>
-          <w:rPr>
-            <w:lang w:val="zh_TW" w:bidi="zh_TW"/>
-          </w:rPr>
-          <w:rPr>
-            <w:color w:val="0000EE"/>
-            <w:u w:val="single"/>
-          </w:rPr>
-          <w:t>聖潔</w:t>
-        </w:r>
-      </w:hyperlink>
+      <w:r>
+        <w:rPr>
+          <w:b/>
+          <w:lang w:val="zh_TW" w:bidi="zh_TW"/>
+        </w:rPr>
+        <w:t>聖潔</w:t>
+      </w:r>
       <w:r>
         <w:rPr>
           <w:lang w:val="zh_TW" w:bidi="zh_TW"/>
         </w:rPr>
         <w:t>的地方，</w:t>
       </w:r>
-      <w:hyperlink r:id="rId19">
-        <w:r>
-          <w:rPr>
-            <w:lang w:val="zh_TW" w:bidi="zh_TW"/>
-          </w:rPr>
-          <w:rPr>
-            <w:color w:val="0000EE"/>
-            <w:u w:val="single"/>
-          </w:rPr>
-          <w:t>神</w:t>
-        </w:r>
-      </w:hyperlink>
+      <w:r>
+        <w:rPr>
+          <w:b/>
+          <w:lang w:val="zh_TW" w:bidi="zh_TW"/>
+        </w:rPr>
+        <w:t>神</w:t>
+      </w:r>
       <w:r>
         <w:rPr>
           <w:lang w:val="zh_TW" w:bidi="zh_TW"/>
